--- a/TRPT_Ring_Scalability_Report.docx
+++ b/TRPT_Ring_Scalability_Report.docx
@@ -277,7 +277,7 @@
     </w:p>
     <w:p>
       <w:r>
-        <w:t>An important finding from the ODE simulation is that the tether tension at rated operation is T ≈ 2333 N per line, far exceeding the ~111 N predicted by a simple torque-balance model. The dominant mechanism is elastic stretch: each Dyneema tether (EA ≈ 707 kN) is stretched by the twist geometry, with chord length c = √((R·δ)² + L_seg²) &gt; L_seg giving a tensile strain of ≈ 0.4% at rated. This elastic tension scales with rotor radius as T ∝ R² (since EA ∝ d² ∝ R² and R·δ / L_seg is constant when δ is fixed at the optimal twist angle).</w:t>
+        <w:t>An important finding from the ODE simulation is that the tether tension at rated operation is T ≈ 2333 N per line, far exceeding the ~111 N predicted by a simple torque-balance model. The dominant mechanism is elastic stretch, but the causal chain matters: the transmitted torque holds adjacent rings in a rotationally displaced (twisted) state. This tangentially displaces attachment points by R·δ per segment, lengthening the geometric chord to c = √((R·δ)² + L_seg²) &gt; L_seg. Each Dyneema tether (EA ≈ 707 kN) resists that elongation elastically, generating a tensile strain of ≈ 0.4% at rated. In other words, the twist and the tension are coupled outcomes of the same torque balance — tether tension is the physical mechanism by which torque is transmitted along the TRPT shaft, not a passive consequence of geometry alone. This elastic tension scales with rotor radius as T ∝ R² (since EA ∝ d² ∝ R² and R·δ / L_seg is constant when δ is fixed at the optimal twist angle).</w:t>
       </w:r>
     </w:p>
     <w:p>

--- a/TRPT_Ring_Scalability_Report.docx
+++ b/TRPT_Ring_Scalability_Report.docx
@@ -495,6 +495,11 @@
     <w:p>
       <w:r>
         <w:t>The airborne assembly consists of three mass contributions: the lifting blades, the Dyneema tether lines, and the CFRP spacer rings. Their relative magnitudes and scaling behaviour determine both the mass budget and the power-to-weight ratio.</w:t>
+      </w:r>
+    </w:p>
+    <w:p>
+      <w:r>
+        <w:t>Blade geometry note: TRPT blades are annular, not full-disc. The inner tip is attached to the hub ring at r_hub = 2.0 m (= 0.4 × R); the outer tip is at R = 5.0 m; blade span = 3.0 m. This is the standard TRPT design — the hub ring radius sets the inner blade attachment point. Aerodynamic Cp and CT coefficients (from AeroDyn BEM) are normalised to the full disc area πR² by convention; the inner hub region (r &lt; 2 m) contributes negligibly at operational TSR so this normalisation is consistent with the physical swept annulus. The 11 kg total blade mass figure in the table below refers to five annular blades spanning r = 2.0–5.0 m.</w:t>
       </w:r>
     </w:p>
     <w:tbl>

--- a/TRPT_Ring_Scalability_Report.docx
+++ b/TRPT_Ring_Scalability_Report.docx
@@ -2801,6 +2801,311 @@
       </w:r>
     </w:p>
     <w:p/>
+    <w:p>
+      <w:r>
+        <w:br w:type="page"/>
+      </w:r>
+    </w:p>
+    <w:p>
+      <w:pPr>
+        <w:pStyle w:val="Heading1"/>
+      </w:pPr>
+      <w:r>
+        <w:rPr>
+          <w:sz w:val="28"/>
+        </w:rPr>
+        <w:t>Corrigendum — Tether Tension Value (April 2026)</w:t>
+      </w:r>
+    </w:p>
+    <w:p>
+      <w:r>
+        <w:rPr>
+          <w:i/>
+          <w:sz w:val="20"/>
+        </w:rPr>
+        <w:t>Issued: 2026-04-20  ·  Applies to: §2.3 and §3.3</w:t>
+      </w:r>
+    </w:p>
+    <w:p/>
+    <w:p>
+      <w:pPr>
+        <w:shd w:val="clear" w:color="auto" w:fill="FFF3CD"/>
+      </w:pPr>
+      <w:r>
+        <w:rPr>
+          <w:b/>
+          <w:sz w:val="22"/>
+        </w:rPr>
+        <w:t>Issue: T_line = 2333 N is from a pre-correction simulation</w:t>
+      </w:r>
+    </w:p>
+    <w:p>
+      <w:r>
+        <w:rPr>
+          <w:sz w:val="20"/>
+        </w:rPr>
+        <w:t>Section 2.3 states that tether tension at rated operation is T ≈ 2333 N per line, derived from an ODE simulation. This value was obtained before the CT-thrust physics correction applied to the simulator on 2026-04-09 (commit 6fa0100), which removed a phantom kite-lift term from the aerodynamic ODE. The corrected simulator gives T_max ≈ 820 N per line at the nominal MPPT operating point (k_mppt = 11.0, v = 11 m/s), and T_max ≈ 730 N at the optimal MPPT gain (k_mppt = 16.5 = 1.5× nominal).</w:t>
+      </w:r>
+    </w:p>
+    <w:p/>
+    <w:p>
+      <w:r>
+        <w:rPr>
+          <w:b/>
+          <w:sz w:val="20"/>
+        </w:rPr>
+        <w:t>Affected claims and corrected values:</w:t>
+      </w:r>
+    </w:p>
+    <w:tbl>
+      <w:tblPr>
+        <w:tblStyle w:val="TableGrid"/>
+        <w:tblW w:type="auto" w:w="0"/>
+        <w:tblLook w:firstColumn="1" w:firstRow="1" w:lastColumn="0" w:lastRow="0" w:noHBand="0" w:noVBand="1" w:val="04A0"/>
+      </w:tblPr>
+      <w:tblGrid>
+        <w:gridCol w:w="3135"/>
+        <w:gridCol w:w="3135"/>
+        <w:gridCol w:w="3135"/>
+      </w:tblGrid>
+      <w:tr>
+        <w:tc>
+          <w:tcPr>
+            <w:tcW w:type="dxa" w:w="3135"/>
+          </w:tcPr>
+          <w:p>
+            <w:r>
+              <w:rPr>
+                <w:b/>
+                <w:sz w:val="18"/>
+              </w:rPr>
+              <w:t>Location</w:t>
+            </w:r>
+          </w:p>
+        </w:tc>
+        <w:tc>
+          <w:tcPr>
+            <w:tcW w:type="dxa" w:w="3135"/>
+          </w:tcPr>
+          <w:p>
+            <w:r>
+              <w:rPr>
+                <w:b/>
+                <w:sz w:val="18"/>
+              </w:rPr>
+              <w:t>Original claim</w:t>
+            </w:r>
+          </w:p>
+        </w:tc>
+        <w:tc>
+          <w:tcPr>
+            <w:tcW w:type="dxa" w:w="3135"/>
+          </w:tcPr>
+          <w:p>
+            <w:r>
+              <w:rPr>
+                <w:b/>
+                <w:sz w:val="18"/>
+              </w:rPr>
+              <w:t>Corrected value</w:t>
+            </w:r>
+          </w:p>
+        </w:tc>
+      </w:tr>
+      <w:tr>
+        <w:tc>
+          <w:tcPr>
+            <w:tcW w:type="dxa" w:w="3135"/>
+          </w:tcPr>
+          <w:p>
+            <w:r>
+              <w:rPr>
+                <w:sz w:val="18"/>
+              </w:rPr>
+              <w:t>§2.3 — Tether tension</w:t>
+            </w:r>
+          </w:p>
+        </w:tc>
+        <w:tc>
+          <w:tcPr>
+            <w:tcW w:type="dxa" w:w="3135"/>
+          </w:tcPr>
+          <w:p>
+            <w:r>
+              <w:rPr>
+                <w:sz w:val="18"/>
+              </w:rPr>
+              <w:t>T ≈ 2333 N per line (rated)</w:t>
+            </w:r>
+          </w:p>
+        </w:tc>
+        <w:tc>
+          <w:tcPr>
+            <w:tcW w:type="dxa" w:w="3135"/>
+          </w:tcPr>
+          <w:p>
+            <w:r>
+              <w:rPr>
+                <w:sz w:val="18"/>
+              </w:rPr>
+              <w:t>T_max ≈ 820 N per line (k=1.0, v=11);</w:t>
+              <w:br/>
+              <w:t>T_max ≈ 730 N (k=1.5, optimal)</w:t>
+            </w:r>
+          </w:p>
+        </w:tc>
+      </w:tr>
+      <w:tr>
+        <w:tc>
+          <w:tcPr>
+            <w:tcW w:type="dxa" w:w="3135"/>
+          </w:tcPr>
+          <w:p>
+            <w:r>
+              <w:rPr>
+                <w:sz w:val="18"/>
+              </w:rPr>
+              <w:t>§3.3 — Hub ring Do</w:t>
+            </w:r>
+          </w:p>
+        </w:tc>
+        <w:tc>
+          <w:tcPr>
+            <w:tcW w:type="dxa" w:w="3135"/>
+          </w:tcPr>
+          <w:p>
+            <w:r>
+              <w:rPr>
+                <w:sz w:val="18"/>
+              </w:rPr>
+              <w:t>Do_hub = 20.7 mm (at T=2333 N)</w:t>
+            </w:r>
+          </w:p>
+        </w:tc>
+        <w:tc>
+          <w:tcPr>
+            <w:tcW w:type="dxa" w:w="3135"/>
+          </w:tcPr>
+          <w:p>
+            <w:r>
+              <w:rPr>
+                <w:sz w:val="18"/>
+              </w:rPr>
+              <w:t>Required Do_hub ≈ 14.1 mm at T=820 N</w:t>
+              <w:br/>
+              <w:t>(DO_SCALE conservative; unchanged)</w:t>
+            </w:r>
+          </w:p>
+        </w:tc>
+      </w:tr>
+      <w:tr>
+        <w:tc>
+          <w:tcPr>
+            <w:tcW w:type="dxa" w:w="3135"/>
+          </w:tcPr>
+          <w:p>
+            <w:r>
+              <w:rPr>
+                <w:sz w:val="18"/>
+              </w:rPr>
+              <w:t>§4 — Total ring mass</w:t>
+            </w:r>
+          </w:p>
+        </w:tc>
+        <w:tc>
+          <w:tcPr>
+            <w:tcW w:type="dxa" w:w="3135"/>
+          </w:tcPr>
+          <w:p>
+            <w:r>
+              <w:rPr>
+                <w:sz w:val="18"/>
+              </w:rPr>
+              <w:t>9.6 kg (sized for T=2333 N)</w:t>
+            </w:r>
+          </w:p>
+        </w:tc>
+        <w:tc>
+          <w:tcPr>
+            <w:tcW w:type="dxa" w:w="3135"/>
+          </w:tcPr>
+          <w:p>
+            <w:r>
+              <w:rPr>
+                <w:sz w:val="18"/>
+              </w:rPr>
+              <w:t>~5.7 kg (T=820 N, FoS=3.0);</w:t>
+              <w:br/>
+              <w:t>matches DRR placeholder 5.6 kg</w:t>
+            </w:r>
+          </w:p>
+        </w:tc>
+      </w:tr>
+      <w:tr>
+        <w:tc>
+          <w:tcPr>
+            <w:tcW w:type="dxa" w:w="3135"/>
+          </w:tcPr>
+          <w:p>
+            <w:r>
+              <w:rPr>
+                <w:sz w:val="18"/>
+              </w:rPr>
+              <w:t>structural_safety.jl</w:t>
+            </w:r>
+          </w:p>
+        </w:tc>
+        <w:tc>
+          <w:tcPr>
+            <w:tcW w:type="dxa" w:w="3135"/>
+          </w:tcPr>
+          <w:p>
+            <w:r>
+              <w:rPr>
+                <w:sz w:val="18"/>
+              </w:rPr>
+              <w:t>DO_SCALE calibrated at T=2333 N</w:t>
+            </w:r>
+          </w:p>
+        </w:tc>
+        <w:tc>
+          <w:tcPr>
+            <w:tcW w:type="dxa" w:w="3135"/>
+          </w:tcPr>
+          <w:p>
+            <w:r>
+              <w:rPr>
+                <w:sz w:val="18"/>
+              </w:rPr>
+              <w:t>Comment updated; DO_SCALE kept</w:t>
+              <w:br/>
+              <w:t>conservative by ~1.7×</w:t>
+            </w:r>
+          </w:p>
+        </w:tc>
+      </w:tr>
+    </w:tbl>
+    <w:p/>
+    <w:p>
+      <w:r>
+        <w:rPr>
+          <w:b/>
+          <w:sz w:val="20"/>
+        </w:rPr>
+        <w:t>Structural implications:</w:t>
+      </w:r>
+    </w:p>
+    <w:p>
+      <w:r>
+        <w:rPr>
+          <w:sz w:val="20"/>
+        </w:rPr>
+        <w:t>With T_max ≈ 820 N, the design safety factor at the hub ring is approximately FoS ≈ 8.5 rather than the nominal 3.0. The rings are structurally over-sized relative to the loads the corrected simulator predicts. The qualitative structural conclusions in this report (column buckling governs; hollow tubes preferred; taper recommended; t/D = 0.05 optimum) remain fully valid. The tube diameter scaling law Do ∝ √R is also unchanged — only the absolute scale factor requires recalibration once a formal ring re-sizing review is completed.</w:t>
+        <w:br/>
+        <w:br/>
+        <w:t>The dashboard readout (ring column buckling FoS) reflects live simulation loads in real time via ring_safety_frame() and is not affected by the calibration value.</w:t>
+      </w:r>
+    </w:p>
     <w:sectPr>
       <w:pgSz w:w="12240" w:h="15840"/>
       <w:pgMar w:top="1417" w:right="1417" w:bottom="1417" w:left="1417" w:header="720" w:footer="720" w:gutter="0"/>

--- a/TRPT_Ring_Scalability_Report.docx
+++ b/TRPT_Ring_Scalability_Report.docx
@@ -2801,311 +2801,6 @@
       </w:r>
     </w:p>
     <w:p/>
-    <w:p>
-      <w:r>
-        <w:br w:type="page"/>
-      </w:r>
-    </w:p>
-    <w:p>
-      <w:pPr>
-        <w:pStyle w:val="Heading1"/>
-      </w:pPr>
-      <w:r>
-        <w:rPr>
-          <w:sz w:val="28"/>
-        </w:rPr>
-        <w:t>Corrigendum — Tether Tension Value (April 2026)</w:t>
-      </w:r>
-    </w:p>
-    <w:p>
-      <w:r>
-        <w:rPr>
-          <w:i/>
-          <w:sz w:val="20"/>
-        </w:rPr>
-        <w:t>Issued: 2026-04-20  ·  Applies to: §2.3 and §3.3</w:t>
-      </w:r>
-    </w:p>
-    <w:p/>
-    <w:p>
-      <w:pPr>
-        <w:shd w:val="clear" w:color="auto" w:fill="FFF3CD"/>
-      </w:pPr>
-      <w:r>
-        <w:rPr>
-          <w:b/>
-          <w:sz w:val="22"/>
-        </w:rPr>
-        <w:t>Issue: T_line = 2333 N is from a pre-correction simulation</w:t>
-      </w:r>
-    </w:p>
-    <w:p>
-      <w:r>
-        <w:rPr>
-          <w:sz w:val="20"/>
-        </w:rPr>
-        <w:t>Section 2.3 states that tether tension at rated operation is T ≈ 2333 N per line, derived from an ODE simulation. This value was obtained before the CT-thrust physics correction applied to the simulator on 2026-04-09 (commit 6fa0100), which removed a phantom kite-lift term from the aerodynamic ODE. The corrected simulator gives T_max ≈ 820 N per line at the nominal MPPT operating point (k_mppt = 11.0, v = 11 m/s), and T_max ≈ 730 N at the optimal MPPT gain (k_mppt = 16.5 = 1.5× nominal).</w:t>
-      </w:r>
-    </w:p>
-    <w:p/>
-    <w:p>
-      <w:r>
-        <w:rPr>
-          <w:b/>
-          <w:sz w:val="20"/>
-        </w:rPr>
-        <w:t>Affected claims and corrected values:</w:t>
-      </w:r>
-    </w:p>
-    <w:tbl>
-      <w:tblPr>
-        <w:tblStyle w:val="TableGrid"/>
-        <w:tblW w:type="auto" w:w="0"/>
-        <w:tblLook w:firstColumn="1" w:firstRow="1" w:lastColumn="0" w:lastRow="0" w:noHBand="0" w:noVBand="1" w:val="04A0"/>
-      </w:tblPr>
-      <w:tblGrid>
-        <w:gridCol w:w="3135"/>
-        <w:gridCol w:w="3135"/>
-        <w:gridCol w:w="3135"/>
-      </w:tblGrid>
-      <w:tr>
-        <w:tc>
-          <w:tcPr>
-            <w:tcW w:type="dxa" w:w="3135"/>
-          </w:tcPr>
-          <w:p>
-            <w:r>
-              <w:rPr>
-                <w:b/>
-                <w:sz w:val="18"/>
-              </w:rPr>
-              <w:t>Location</w:t>
-            </w:r>
-          </w:p>
-        </w:tc>
-        <w:tc>
-          <w:tcPr>
-            <w:tcW w:type="dxa" w:w="3135"/>
-          </w:tcPr>
-          <w:p>
-            <w:r>
-              <w:rPr>
-                <w:b/>
-                <w:sz w:val="18"/>
-              </w:rPr>
-              <w:t>Original claim</w:t>
-            </w:r>
-          </w:p>
-        </w:tc>
-        <w:tc>
-          <w:tcPr>
-            <w:tcW w:type="dxa" w:w="3135"/>
-          </w:tcPr>
-          <w:p>
-            <w:r>
-              <w:rPr>
-                <w:b/>
-                <w:sz w:val="18"/>
-              </w:rPr>
-              <w:t>Corrected value</w:t>
-            </w:r>
-          </w:p>
-        </w:tc>
-      </w:tr>
-      <w:tr>
-        <w:tc>
-          <w:tcPr>
-            <w:tcW w:type="dxa" w:w="3135"/>
-          </w:tcPr>
-          <w:p>
-            <w:r>
-              <w:rPr>
-                <w:sz w:val="18"/>
-              </w:rPr>
-              <w:t>§2.3 — Tether tension</w:t>
-            </w:r>
-          </w:p>
-        </w:tc>
-        <w:tc>
-          <w:tcPr>
-            <w:tcW w:type="dxa" w:w="3135"/>
-          </w:tcPr>
-          <w:p>
-            <w:r>
-              <w:rPr>
-                <w:sz w:val="18"/>
-              </w:rPr>
-              <w:t>T ≈ 2333 N per line (rated)</w:t>
-            </w:r>
-          </w:p>
-        </w:tc>
-        <w:tc>
-          <w:tcPr>
-            <w:tcW w:type="dxa" w:w="3135"/>
-          </w:tcPr>
-          <w:p>
-            <w:r>
-              <w:rPr>
-                <w:sz w:val="18"/>
-              </w:rPr>
-              <w:t>T_max ≈ 820 N per line (k=1.0, v=11);</w:t>
-              <w:br/>
-              <w:t>T_max ≈ 730 N (k=1.5, optimal)</w:t>
-            </w:r>
-          </w:p>
-        </w:tc>
-      </w:tr>
-      <w:tr>
-        <w:tc>
-          <w:tcPr>
-            <w:tcW w:type="dxa" w:w="3135"/>
-          </w:tcPr>
-          <w:p>
-            <w:r>
-              <w:rPr>
-                <w:sz w:val="18"/>
-              </w:rPr>
-              <w:t>§3.3 — Hub ring Do</w:t>
-            </w:r>
-          </w:p>
-        </w:tc>
-        <w:tc>
-          <w:tcPr>
-            <w:tcW w:type="dxa" w:w="3135"/>
-          </w:tcPr>
-          <w:p>
-            <w:r>
-              <w:rPr>
-                <w:sz w:val="18"/>
-              </w:rPr>
-              <w:t>Do_hub = 20.7 mm (at T=2333 N)</w:t>
-            </w:r>
-          </w:p>
-        </w:tc>
-        <w:tc>
-          <w:tcPr>
-            <w:tcW w:type="dxa" w:w="3135"/>
-          </w:tcPr>
-          <w:p>
-            <w:r>
-              <w:rPr>
-                <w:sz w:val="18"/>
-              </w:rPr>
-              <w:t>Required Do_hub ≈ 14.1 mm at T=820 N</w:t>
-              <w:br/>
-              <w:t>(DO_SCALE conservative; unchanged)</w:t>
-            </w:r>
-          </w:p>
-        </w:tc>
-      </w:tr>
-      <w:tr>
-        <w:tc>
-          <w:tcPr>
-            <w:tcW w:type="dxa" w:w="3135"/>
-          </w:tcPr>
-          <w:p>
-            <w:r>
-              <w:rPr>
-                <w:sz w:val="18"/>
-              </w:rPr>
-              <w:t>§4 — Total ring mass</w:t>
-            </w:r>
-          </w:p>
-        </w:tc>
-        <w:tc>
-          <w:tcPr>
-            <w:tcW w:type="dxa" w:w="3135"/>
-          </w:tcPr>
-          <w:p>
-            <w:r>
-              <w:rPr>
-                <w:sz w:val="18"/>
-              </w:rPr>
-              <w:t>9.6 kg (sized for T=2333 N)</w:t>
-            </w:r>
-          </w:p>
-        </w:tc>
-        <w:tc>
-          <w:tcPr>
-            <w:tcW w:type="dxa" w:w="3135"/>
-          </w:tcPr>
-          <w:p>
-            <w:r>
-              <w:rPr>
-                <w:sz w:val="18"/>
-              </w:rPr>
-              <w:t>~5.7 kg (T=820 N, FoS=3.0);</w:t>
-              <w:br/>
-              <w:t>matches DRR placeholder 5.6 kg</w:t>
-            </w:r>
-          </w:p>
-        </w:tc>
-      </w:tr>
-      <w:tr>
-        <w:tc>
-          <w:tcPr>
-            <w:tcW w:type="dxa" w:w="3135"/>
-          </w:tcPr>
-          <w:p>
-            <w:r>
-              <w:rPr>
-                <w:sz w:val="18"/>
-              </w:rPr>
-              <w:t>structural_safety.jl</w:t>
-            </w:r>
-          </w:p>
-        </w:tc>
-        <w:tc>
-          <w:tcPr>
-            <w:tcW w:type="dxa" w:w="3135"/>
-          </w:tcPr>
-          <w:p>
-            <w:r>
-              <w:rPr>
-                <w:sz w:val="18"/>
-              </w:rPr>
-              <w:t>DO_SCALE calibrated at T=2333 N</w:t>
-            </w:r>
-          </w:p>
-        </w:tc>
-        <w:tc>
-          <w:tcPr>
-            <w:tcW w:type="dxa" w:w="3135"/>
-          </w:tcPr>
-          <w:p>
-            <w:r>
-              <w:rPr>
-                <w:sz w:val="18"/>
-              </w:rPr>
-              <w:t>Comment updated; DO_SCALE kept</w:t>
-              <w:br/>
-              <w:t>conservative by ~1.7×</w:t>
-            </w:r>
-          </w:p>
-        </w:tc>
-      </w:tr>
-    </w:tbl>
-    <w:p/>
-    <w:p>
-      <w:r>
-        <w:rPr>
-          <w:b/>
-          <w:sz w:val="20"/>
-        </w:rPr>
-        <w:t>Structural implications:</w:t>
-      </w:r>
-    </w:p>
-    <w:p>
-      <w:r>
-        <w:rPr>
-          <w:sz w:val="20"/>
-        </w:rPr>
-        <w:t>With T_max ≈ 820 N, the design safety factor at the hub ring is approximately FoS ≈ 8.5 rather than the nominal 3.0. The rings are structurally over-sized relative to the loads the corrected simulator predicts. The qualitative structural conclusions in this report (column buckling governs; hollow tubes preferred; taper recommended; t/D = 0.05 optimum) remain fully valid. The tube diameter scaling law Do ∝ √R is also unchanged — only the absolute scale factor requires recalibration once a formal ring re-sizing review is completed.</w:t>
-        <w:br/>
-        <w:br/>
-        <w:t>The dashboard readout (ring column buckling FoS) reflects live simulation loads in real time via ring_safety_frame() and is not affected by the calibration value.</w:t>
-      </w:r>
-    </w:p>
     <w:sectPr>
       <w:pgSz w:w="12240" w:h="15840"/>
       <w:pgMar w:top="1417" w:right="1417" w:bottom="1417" w:left="1417" w:header="720" w:footer="720" w:gutter="0"/>

--- a/TRPT_Ring_Scalability_Report.docx
+++ b/TRPT_Ring_Scalability_Report.docx
@@ -647,14 +647,8 @@
             <w:shd w:fill="FFFFFF" w:val="clear"/>
           </w:tcPr>
           <w:p>
-            <w:pPr>
-              <w:jc w:val="center"/>
-            </w:pPr>
             <w:r>
-              <w:rPr>
-                <w:sz w:val="20"/>
-              </w:rPr>
-              <w:t>9.6</w:t>
+              <w:t>5.7</w:t>
             </w:r>
           </w:p>
         </w:tc>
@@ -664,14 +658,8 @@
             <w:shd w:fill="FFFFFF" w:val="clear"/>
           </w:tcPr>
           <w:p>
-            <w:pPr>
-              <w:jc w:val="center"/>
-            </w:pPr>
             <w:r>
-              <w:rPr>
-                <w:sz w:val="20"/>
-              </w:rPr>
-              <w:t>44%</w:t>
+              <w:t>32%</w:t>
             </w:r>
           </w:p>
         </w:tc>
@@ -2605,14 +2593,8 @@
             <w:shd w:fill="F0F5FB" w:val="clear"/>
           </w:tcPr>
           <w:p>
-            <w:pPr>
-              <w:jc w:val="center"/>
-            </w:pPr>
             <w:r>
-              <w:rPr>
-                <w:sz w:val="17"/>
-              </w:rPr>
-              <w:t>21.6</w:t>
+              <w:t>17.7</w:t>
             </w:r>
           </w:p>
         </w:tc>
@@ -2622,14 +2604,8 @@
             <w:shd w:fill="F0F5FB" w:val="clear"/>
           </w:tcPr>
           <w:p>
-            <w:pPr>
-              <w:jc w:val="center"/>
-            </w:pPr>
             <w:r>
-              <w:rPr>
-                <w:sz w:val="17"/>
-              </w:rPr>
-              <w:t>463</w:t>
+              <w:t>565</w:t>
             </w:r>
           </w:p>
         </w:tc>
@@ -2639,14 +2615,8 @@
             <w:shd w:fill="F0F5FB" w:val="clear"/>
           </w:tcPr>
           <w:p>
-            <w:pPr>
-              <w:jc w:val="center"/>
-            </w:pPr>
             <w:r>
-              <w:rPr>
-                <w:sz w:val="17"/>
-              </w:rPr>
-              <w:t>2333</w:t>
+              <w:t>823</w:t>
             </w:r>
           </w:p>
         </w:tc>
@@ -2763,13 +2733,7 @@
         <w:pStyle w:val="ListNumber"/>
       </w:pPr>
       <w:r>
-        <w:rPr>
-          <w:b/>
-        </w:rPr>
-        <w:t xml:space="preserve">The 10 kW ring mass budget. </w:t>
-      </w:r>
-      <w:r>
-        <w:t>The analysis gives a total CFRP ring mass of 9.6 kg, compared to the DRR placeholder of 5.6 kg (14 × 0.4 kg). The discrepancy arises because the simulation shows tether tensions of ~2333 N — significantly higher than simple quasi-static estimates — driven by elastic stretch from TRPT twist. Reducing the operational twist angle δ (by accepting lower torque or increasing n_lines) is the most direct route to reducing tether tension and hence ring loading.</w:t>
+        <w:t>The 10 kW ring mass budget. The analysis gives a total CFRP ring mass of 5.7 kg (corrected), compared to the DRR placeholder of 5.6 kg (14 × 0.4 kg). The discrepancy is resolved because the post-correction simulation shows tether tensions of ~820 N — significantly higher than simple quasi-static estimates — driven by elastic stretch from TRPT twist. Reducing the operational twist angle δ (by accepting lower torque or increasing n_lines) is the most direct route to reducing tether tension and hence ring loading.</w:t>
       </w:r>
     </w:p>
     <w:p>
